--- a/assets/input/1903-04/1903-04.docx
+++ b/assets/input/1903-04/1903-04.docx
@@ -33144,7 +33144,7 @@
           <w:vertAlign w:val="baseline"/>
           <w:rtl w:val="0"/>
         </w:rPr>
-        <w:t xml:space="preserve"> stayed. I lunched with the Cotton Smiths and Miss Horner (from Brook[183] line. Then I paid endless calls. Ellen Hale, Chief Justice Nott, Lodges, Gilmans, Adams - I don’t know who all, ending up at Secretary Hay’s, who pulled me in to tell me that he had discovered who B.B. was. Fischer the dealer had told him that “Mr. Berenson was the greatest living authority on Italian Art”, and had even, to Mr. Hay’s surprise, changed the label on a picture in accordance with this great Authority’s judgment!</w:t>
+        <w:t xml:space="preserve"> stayed. I lunched with the Cotton Smiths and Miss Horner (from Brook [183] line. Then I paid endless calls. Ellen Hale, Chief Justice Nott, Lodges, Gilmans, Adams - I don’t know who all, ending up at Secretary Hay’s, who pulled me in to tell me that he had discovered who B.B. was. Fischer the dealer had told him that “Mr. Berenson was the greatest living authority on Italian Art”, and had even, to Mr. Hay’s surprise, changed the label on a picture in accordance with this great Authority’s judgment!</w:t>
       </w:r>
     </w:p>
     <w:p>
@@ -37470,7 +37470,7 @@
           <w:vertAlign w:val="baseline"/>
           <w:rtl w:val="0"/>
         </w:rPr>
-        <w:t xml:space="preserve">This is the end of our trip. We left in a snow-storm. Tuesday we set sail at 5 a.m.[199]</w:t>
+        <w:t>This is the end of our trip. We left in a snow-storm. Tuesday we set sail at 5 a.m. [199]</w:t>
       </w:r>
     </w:p>
     <w:p>

--- a/assets/input/1903-04/1903-04.docx
+++ b/assets/input/1903-04/1903-04.docx
@@ -232,7 +232,7 @@
           <w:vertAlign w:val="baseline"/>
           <w:rtl w:val="0"/>
         </w:rPr>
-        <w:t xml:space="preserve">R. M. S. Majestic. White Star. Wednesday Sept.30. 1903</w:t>
+        <w:t>R. M. S. Majestic. White Star. Wednesday Sept. 30. 1903</w:t>
       </w:r>
     </w:p>
     <w:p>
@@ -25424,7 +25424,7 @@
           <w:vertAlign w:val="baseline"/>
           <w:rtl w:val="0"/>
         </w:rPr>
-        <w:t xml:space="preserve">In the morning we went to see the collection of Mrs.Cyrus H. McCormick - awful rot, except a fine Constable. She fat, and sensual-looking. House pretty rotten. Mr. Deering gave us a lunch here. I spoke at the Art Institute in the afternoon on “the New Art Criticism” - a really good, interesting, clear lecture! Then I went on and joined Bernhard at Mrs. MacVeagh’s enormous </w:t>
+        <w:t xml:space="preserve">In the morning we went to see the collection of Mrs. Cyrus H. McCormick - awful rot, except a fine Constable. She fat, and sensual-looking. House pretty rotten. Mr. Deering gave us a lunch here. I spoke at the Art Institute in the afternoon on “the New Art Criticism” - a really good, interesting, clear lecture! Then I went on and joined Bernhard at Mrs. MacVeagh’s enormous </w:t>
       </w:r>
       <w:r>
         <w:rPr>
@@ -33668,7 +33668,7 @@
           <w:vertAlign w:val="baseline"/>
           <w:rtl w:val="0"/>
         </w:rPr>
-        <w:t xml:space="preserve">Long conclave with Rachel and Senda, which ended by our deciding to take the responsibility of educating Ray for a few years abroad - in Greek things, if she seems to take to it. It means at least £300 additional a year. I called on Mrs. Tyler and wept with her over Gertrude’s death. I called in Cambridge with Senda in the afternoon on the Münsterbergs, Puffers, Nortons, Warrens.We came out and dined with the Warrens</w:t>
+        <w:t>Long conclave with Rachel and Senda, which ended by our deciding to take the responsibility of educating Ray for a few years abroad - in Greek things, if she seems to take to it. It means at least £300 additional a year. I called on Mrs. Tyler and wept with her over Gertrude’s death. I called in Cambridge with Senda in the afternoon on the Münsterbergs, Puffers, Nortons, Warrens. We came out and dined with the Warrens</w:t>
       </w:r>
       <w:r>
         <w:rPr>
@@ -33988,7 +33988,7 @@
           <w:vertAlign w:val="baseline"/>
           <w:rtl w:val="0"/>
         </w:rPr>
-        <w:t xml:space="preserve">Bernhard lunched with Dr. Lauman and called on Fletcher. I chatted with Prichard and Chalfin and took notes in the Museum in the morning, and then with B.B. called on Mrs. Toy, who had Santayana there. She was really agreeable,and she made us all talk. Dined with the Perrys, who make talk impossible by their nervous interruptions, and went to the Whistler reception at Copley Hall - a fierce crowd, in rooms with wild draughts, which destroyed poor B.B. Saw Mr. Freer (the darling!) again, and Miss Watson of Buffalo, and hundreds of Bostonians.</w:t>
+        <w:t>Bernhard lunched with Dr. Lauman and called on Fletcher. I chatted with Prichard and Chalfin and took notes in the Museum in the morning, and then with B.B. called on Mrs. Toy, who had Santayana there. She was really agreeable, and she made us all talk. Dined with the Perrys, who make talk impossible by their nervous interruptions, and went to the Whistler reception at Copley Hall - a fierce crowd, in rooms with wild draughts, which destroyed poor B.B. Saw Mr. Freer (the darling!) again, and Miss Watson of Buffalo, and hundreds of Bostonians.</w:t>
       </w:r>
     </w:p>
     <w:p>
@@ -34619,7 +34619,7 @@
           <w:vertAlign w:val="baseline"/>
           <w:rtl w:val="0"/>
         </w:rPr>
-        <w:t xml:space="preserve">Mrs. Gardner drove us out to Denman Ross’. I called on Miss Norton and Mrs. Scudder (Jeanette Markham) and then came back to find Mr. Ross showing his [189] pictures to the others. He paints so awfully well - he really is an artist, in the biggest sense. Mrs. Gardner drove us back,and gave us a charming reception at her Palace, with</w:t>
+        <w:t>Mrs. Gardner drove us out to Denman Ross’. I called on Miss Norton and Mrs. Scudder (Jeanette Markham) and then came back to find Mr. Ross showing his [189] pictures to the others. He paints so awfully well - he really is an artist, in the biggest sense. Mrs. Gardner drove us back, and gave us a charming reception at her Palace, with</w:t>
       </w:r>
     </w:p>
     <w:p>
@@ -35104,7 +35104,7 @@
           <w:vertAlign w:val="baseline"/>
           <w:rtl w:val="0"/>
         </w:rPr>
-        <w:t xml:space="preserve">Thursday March 3. 04. Plaza.York. </w:t>
+        <w:t xml:space="preserve">Thursday March 3. 04. Plaza. York. </w:t>
       </w:r>
     </w:p>
     <w:p>
